--- a/data/employees/EMP066/AST-EMP066-03.docx
+++ b/data/employees/EMP066/AST-EMP066-03.docx
@@ -7,10 +7,7 @@
         <w:pStyle w:val="Heading1"/>
       </w:pPr>
       <w:r>
-        <w:rPr>
-          <w:sz w:val="36"/>
-        </w:rPr>
-        <w:t>Design specification - EMP066</w:t>
+        <w:t>Ast Emp066 03 - EMP066</w:t>
       </w:r>
     </w:p>
     <w:p>
@@ -18,130 +15,32 @@
         <w:pStyle w:val="Heading2"/>
       </w:pPr>
       <w:r>
-        <w:t>Document Metadata</w:t>
-      </w:r>
-    </w:p>
-    <w:tbl>
-      <w:tblPr>
-        <w:tblStyle w:val="TableGrid"/>
-        <w:tblW w:type="auto" w:w="0"/>
-        <w:tblLook w:firstColumn="1" w:firstRow="1" w:lastColumn="0" w:lastRow="0" w:noHBand="0" w:noVBand="1" w:val="04A0"/>
-      </w:tblPr>
-      <w:tblGrid>
-        <w:gridCol w:w="4320"/>
-        <w:gridCol w:w="4320"/>
-      </w:tblGrid>
-      <w:tr>
-        <w:tc>
-          <w:tcPr>
-            <w:tcW w:type="dxa" w:w="4320"/>
-          </w:tcPr>
-          <w:p>
-            <w:r>
-              <w:t>Author</w:t>
-            </w:r>
-          </w:p>
-        </w:tc>
-        <w:tc>
-          <w:tcPr>
-            <w:tcW w:type="dxa" w:w="4320"/>
-          </w:tcPr>
-          <w:p>
-            <w:r>
-              <w:t>Avery Wilson</w:t>
-            </w:r>
-          </w:p>
-        </w:tc>
-      </w:tr>
-      <w:tr>
-        <w:tc>
-          <w:tcPr>
-            <w:tcW w:type="dxa" w:w="4320"/>
-          </w:tcPr>
-          <w:p>
-            <w:r>
-              <w:t>Role / Department</w:t>
-            </w:r>
-          </w:p>
-        </w:tc>
-        <w:tc>
-          <w:tcPr>
-            <w:tcW w:type="dxa" w:w="4320"/>
-          </w:tcPr>
-          <w:p>
-            <w:r>
-              <w:t>Manager | HR</w:t>
-            </w:r>
-          </w:p>
-        </w:tc>
-      </w:tr>
-      <w:tr>
-        <w:tc>
-          <w:tcPr>
-            <w:tcW w:type="dxa" w:w="4320"/>
-          </w:tcPr>
-          <w:p>
-            <w:r>
-              <w:t>Location</w:t>
-            </w:r>
-          </w:p>
-        </w:tc>
-        <w:tc>
-          <w:tcPr>
-            <w:tcW w:type="dxa" w:w="4320"/>
-          </w:tcPr>
-          <w:p>
-            <w:r>
-              <w:t>Fremont</w:t>
-            </w:r>
-          </w:p>
-        </w:tc>
-      </w:tr>
-      <w:tr>
-        <w:tc>
-          <w:tcPr>
-            <w:tcW w:type="dxa" w:w="4320"/>
-          </w:tcPr>
-          <w:p>
-            <w:r>
-              <w:t>Last Modified</w:t>
-            </w:r>
-          </w:p>
-        </w:tc>
-        <w:tc>
-          <w:tcPr>
-            <w:tcW w:type="dxa" w:w="4320"/>
-          </w:tcPr>
-          <w:p>
-            <w:r>
-              <w:t>2025-03-11</w:t>
-            </w:r>
-          </w:p>
-        </w:tc>
-      </w:tr>
-    </w:tbl>
-    <w:p/>
-    <w:p>
-      <w:pPr>
-        <w:pStyle w:val="Heading2"/>
-      </w:pPr>
-      <w:r>
-        <w:t>Specification</w:t>
+        <w:t>Page 1</w:t>
       </w:r>
     </w:p>
     <w:p>
       <w:r>
-        <w:t>Design Specification: HRIS Onboarding Module</w:t>
+        <w:t>Section 1: Data quality remediation. EMP066 contributes to ast emp066 03 through recurring collaboration, clear ownership boundaries, and measurable outcomes. The team captures decisions, open issues, and handoffs so that knowledge remains discoverable for future programs.</w:t>
       </w:r>
     </w:p>
     <w:p>
       <w:r>
-        <w:t>Version: 2.1</w:t>
+        <w:t>Section 2: Department KPI performance. EMP066 contributes to ast emp066 03 through recurring collaboration, clear ownership boundaries, and measurable outcomes. The team captures decisions, open issues, and handoffs so that knowledge remains discoverable for future programs.</w:t>
       </w:r>
     </w:p>
     <w:p>
       <w:r>
-        <w:t>This specification describes the digital onboarding workflow integration between the HRIS platform and Azure Active Directory. New hire provisioning is triggered upon signed offer acceptance. The SLA for account creation is 4 business hours.</w:t>
+        <w:t>Section 3: Automation backlog refinement. EMP066 contributes to ast emp066 03 through recurring collaboration, clear ownership boundaries, and measurable outcomes. The team captures decisions, open issues, and handoffs so that knowledge remains discoverable for future programs.</w:t>
+      </w:r>
+    </w:p>
+    <w:p>
+      <w:r>
+        <w:t>Section 4: Operational risk review. EMP066 contributes to ast emp066 03 through recurring collaboration, clear ownership boundaries, and measurable outcomes. The team captures decisions, open issues, and handoffs so that knowledge remains discoverable for future programs.</w:t>
+      </w:r>
+    </w:p>
+    <w:p>
+      <w:r>
+        <w:br w:type="page"/>
       </w:r>
     </w:p>
     <w:p>
@@ -149,12 +48,60 @@
         <w:pStyle w:val="Heading2"/>
       </w:pPr>
       <w:r>
-        <w:t>Author Competencies</w:t>
+        <w:t>Page 2</w:t>
       </w:r>
     </w:p>
     <w:p>
       <w:r>
-        <w:t>Python, Kusto, SQL, Ontology</w:t>
+        <w:t>Section 1: Department KPI performance. EMP066 contributes to ast emp066 03 through recurring collaboration, clear ownership boundaries, and measurable outcomes. The team captures decisions, open issues, and handoffs so that knowledge remains discoverable for future programs.</w:t>
+      </w:r>
+    </w:p>
+    <w:p>
+      <w:r>
+        <w:t>Section 2: Automation backlog refinement. EMP066 contributes to ast emp066 03 through recurring collaboration, clear ownership boundaries, and measurable outcomes. The team captures decisions, open issues, and handoffs so that knowledge remains discoverable for future programs.</w:t>
+      </w:r>
+    </w:p>
+    <w:p>
+      <w:r>
+        <w:t>Section 3: Knowledge transfer and onboarding. EMP066 contributes to ast emp066 03 through recurring collaboration, clear ownership boundaries, and measurable outcomes. The team captures decisions, open issues, and handoffs so that knowledge remains discoverable for future programs.</w:t>
+      </w:r>
+    </w:p>
+    <w:p>
+      <w:r>
+        <w:t>Section 4: Data quality remediation. EMP066 contributes to ast emp066 03 through recurring collaboration, clear ownership boundaries, and measurable outcomes. The team captures decisions, open issues, and handoffs so that knowledge remains discoverable for future programs.</w:t>
+      </w:r>
+    </w:p>
+    <w:p>
+      <w:r>
+        <w:br w:type="page"/>
+      </w:r>
+    </w:p>
+    <w:p>
+      <w:pPr>
+        <w:pStyle w:val="Heading2"/>
+      </w:pPr>
+      <w:r>
+        <w:t>Page 3</w:t>
+      </w:r>
+    </w:p>
+    <w:p>
+      <w:r>
+        <w:t>Section 1: Automation backlog refinement. EMP066 contributes to ast emp066 03 through recurring collaboration, clear ownership boundaries, and measurable outcomes. The team captures decisions, open issues, and handoffs so that knowledge remains discoverable for future programs.</w:t>
+      </w:r>
+    </w:p>
+    <w:p>
+      <w:r>
+        <w:t>Section 2: Operational risk review. EMP066 contributes to ast emp066 03 through recurring collaboration, clear ownership boundaries, and measurable outcomes. The team captures decisions, open issues, and handoffs so that knowledge remains discoverable for future programs.</w:t>
+      </w:r>
+    </w:p>
+    <w:p>
+      <w:r>
+        <w:t>Section 3: Quarterly delivery milestones. EMP066 contributes to ast emp066 03 through recurring collaboration, clear ownership boundaries, and measurable outcomes. The team captures decisions, open issues, and handoffs so that knowledge remains discoverable for future programs.</w:t>
+      </w:r>
+    </w:p>
+    <w:p>
+      <w:r>
+        <w:t>Section 4: Data quality remediation. EMP066 contributes to ast emp066 03 through recurring collaboration, clear ownership boundaries, and measurable outcomes. The team captures decisions, open issues, and handoffs so that knowledge remains discoverable for future programs.</w:t>
       </w:r>
     </w:p>
     <w:sectPr>
